--- a/final_documents/Angriff-2_OT-Störung.docx
+++ b/final_documents/Angriff-2_OT-Störung.docx
@@ -2778,7 +2778,7 @@
           <w:szCs w:val="20"/>
           <w:highlight w:val="none"/>
         </w:rPr>
-        <w:t xml:space="preserve">Schaden = (Gesamtreduktion </w:t>
+        <w:t xml:space="preserve">Schaden = (27 - Gesamtreduktion ____________) * 32.000 € = ____________ </w:t>
       </w:r>
       <w:r>
         <w:rPr>
@@ -2786,7 +2786,6 @@
           <w:szCs w:val="20"/>
           <w:highlight w:val="none"/>
         </w:rPr>
-        <w:t xml:space="preserve">____________ - 17) * 32.000 € = </w:t>
       </w:r>
       <w:r>
         <w:rPr>
@@ -2794,7 +2793,6 @@
           <w:szCs w:val="20"/>
           <w:highlight w:val="none"/>
         </w:rPr>
-        <w:t xml:space="preserve">____________ </w:t>
       </w:r>
       <w:r>
         <w:rPr>
@@ -2828,6 +2826,7 @@
           <w:szCs w:val="20"/>
           <w:highlight w:val="none"/>
         </w:rPr>
+        <w:t xml:space="preserve">Kundenzufriedenheit (KZ) = -5 + (Gesamtreduktion ____________ - 17) * 1,2 = ____________ </w:t>
       </w:r>
       <w:r>
         <w:rPr>
@@ -2835,7 +2834,6 @@
           <w:szCs w:val="20"/>
           <w:highlight w:val="none"/>
         </w:rPr>
-        <w:t xml:space="preserve">Kundenzufriedenheit (KZ) = </w:t>
       </w:r>
       <w:r>
         <w:rPr>
@@ -2843,7 +2841,6 @@
           <w:szCs w:val="20"/>
           <w:highlight w:val="none"/>
         </w:rPr>
-        <w:t xml:space="preserve">(Gesamtreduktion </w:t>
       </w:r>
       <w:r>
         <w:rPr>
@@ -2851,7 +2848,6 @@
           <w:szCs w:val="20"/>
           <w:highlight w:val="none"/>
         </w:rPr>
-        <w:t xml:space="preserve">____________ - 17)</w:t>
       </w:r>
       <w:r>
         <w:rPr>
@@ -2859,7 +2855,6 @@
           <w:szCs w:val="20"/>
           <w:highlight w:val="none"/>
         </w:rPr>
-        <w:t xml:space="preserve"> * 2 - 5 = </w:t>
       </w:r>
       <w:r>
         <w:rPr>
@@ -2867,7 +2862,6 @@
           <w:szCs w:val="20"/>
           <w:highlight w:val="none"/>
         </w:rPr>
-        <w:t xml:space="preserve">____________ </w:t>
       </w:r>
       <w:r>
         <w:rPr>

--- a/final_documents/Angriff-2_OT-Störung.docx
+++ b/final_documents/Angriff-2_OT-Störung.docx
@@ -2089,7 +2089,7 @@
                 <w:highlight w:val="none"/>
                 <w:lang w:val="de-DE"/>
               </w:rPr>
-              <w:t xml:space="preserve">+3</w:t>
+              <w:t>+9</w:t>
             </w:r>
             <w:r>
               <w:rPr>
@@ -2298,7 +2298,7 @@
                 <w:highlight w:val="none"/>
                 <w:lang w:val="de-DE"/>
               </w:rPr>
-              <w:t xml:space="preserve">+2</w:t>
+              <w:t>+6</w:t>
             </w:r>
             <w:r>
               <w:rPr>
@@ -2596,7 +2596,7 @@
           <w:sz w:val="20"/>
           <w:szCs w:val="20"/>
         </w:rPr>
-        <w:t xml:space="preserve">Gesamtreduktion ≤ 17 → </w:t>
+        <w:t xml:space="preserve">Gesamtreduktion ≤ 20 → </w:t>
       </w:r>
       <w:r>
         <w:rPr>
@@ -2667,7 +2667,7 @@
           <w:sz w:val="20"/>
           <w:szCs w:val="20"/>
         </w:rPr>
-        <w:t xml:space="preserve">Gesamtreduktion ≥ 27 → </w:t>
+        <w:t xml:space="preserve">Gesamtreduktion ≥ 30 → </w:t>
       </w:r>
       <w:r>
         <w:rPr>
@@ -2723,7 +2723,7 @@
           <w:szCs w:val="20"/>
           <w:highlight w:val="none"/>
         </w:rPr>
-        <w:t xml:space="preserve">Gesamtreduktion 18–26 → </w:t>
+        <w:t xml:space="preserve">Gesamtreduktion 21–29 → </w:t>
       </w:r>
       <w:r>
         <w:rPr>
@@ -2778,7 +2778,7 @@
           <w:szCs w:val="20"/>
           <w:highlight w:val="none"/>
         </w:rPr>
-        <w:t xml:space="preserve">Schaden = (27 - Gesamtreduktion ____________) * 32.000 € = ____________ </w:t>
+        <w:t xml:space="preserve">Schaden = (30 - Gesamtreduktion ____________) * 32.000 € = ____________ </w:t>
       </w:r>
       <w:r>
         <w:rPr>
@@ -2826,7 +2826,7 @@
           <w:szCs w:val="20"/>
           <w:highlight w:val="none"/>
         </w:rPr>
-        <w:t xml:space="preserve">Kundenzufriedenheit (KZ) = -5 + (Gesamtreduktion ____________ - 17) * 1,2 = ____________ </w:t>
+        <w:t xml:space="preserve">Kundenzufriedenheit (KZ) = -5 + (Gesamtreduktion ____________ - 20) * 1,2 = ____________ </w:t>
       </w:r>
       <w:r>
         <w:rPr>

--- a/final_documents/Angriff-2_OT-Störung.docx
+++ b/final_documents/Angriff-2_OT-Störung.docx
@@ -61,7 +61,7 @@
           <w:szCs w:val="20"/>
           <w:highlight w:val="none"/>
         </w:rPr>
-        <w:t xml:space="preserve">In eurer Produktionssteuerung wurde eine Schwachstelle ausgenutzt – die Angreifer zielen darauf, die Fertigung zu stören bzw. stillzulegen. Ob die Produktion wirklich ausfällt und wie stark die Auswirkungen sind, ermittelt ihr im nächsten Schritt anhand eur</w:t>
+        <w:t>In eurer Produktionssteuerung wurde eine Schwachstelle ausgenutzt. Die Angreifer zielen darauf, die Fertigung zu stören bzw. stillzulegen. Ob die Produktion wirklich ausfällt und wie stark die Auswirkungen sind, ermittelt ihr im nächsten Schritt anhand eur</w:t>
       </w:r>
       <w:r>
         <w:rPr>
@@ -2004,7 +2004,7 @@
                 <w:szCs w:val="20"/>
                 <w:highlight w:val="none"/>
               </w:rPr>
-              <w:t xml:space="preserve">M5 – Netz-Segmentierung</w:t>
+              <w:t>M5 - Netz-Segmentierung</w:t>
             </w:r>
             <w:r>
               <w:rPr>
@@ -2213,7 +2213,7 @@
                 <w:szCs w:val="20"/>
                 <w:highlight w:val="none"/>
               </w:rPr>
-              <w:t xml:space="preserve">M7 – Patch Management</w:t>
+              <w:t>M7 - Patch Management</w:t>
             </w:r>
             <w:r>
               <w:rPr>

--- a/final_documents/Angriff-2_OT-Störung.docx
+++ b/final_documents/Angriff-2_OT-Störung.docx
@@ -2723,7 +2723,7 @@
           <w:szCs w:val="20"/>
           <w:highlight w:val="none"/>
         </w:rPr>
-        <w:t xml:space="preserve">Gesamtreduktion 21–29 → </w:t>
+        <w:t xml:space="preserve">Gesamtreduktion &gt; 20 und &lt; 30 → </w:t>
       </w:r>
       <w:r>
         <w:rPr>
